--- a/flow/20230914_vu_template/drafts/2024-11-g/20-СР-прп. Йосафати.docx
+++ b/flow/20230914_vu_template/drafts/2024-11-g/20-СР-прп. Йосафати.docx
@@ -22602,7 +22602,7 @@
           <w:szCs w:val="24"/>
           <w:rtl w:val="0"/>
         </w:rPr>
-        <w:t xml:space="preserve">Помилуй нас, Спасе, що від Діви народився,* коли прийдеш судити діла наші,* як безгрішний і милостивий Бог* і людинаолюбець. </w:t>
+        <w:t xml:space="preserve">Помилуй нас, Спасе, що від Діви народився,* коли прийдеш судити діла наші,* як безгрішний і милостивий Бог* і Людинолюбець. </w:t>
       </w:r>
     </w:p>
     <w:p>
